--- a/fåglar/A 20225-2026 prioriterade fågelarter.docx
+++ b/fåglar/A 20225-2026 prioriterade fågelarter.docx
@@ -519,7 +519,7 @@
     <w:p/>
     <w:p>
       <w:r>
-        <w:t>2026-06-15</w:t>
+        <w:t>2026-06-16</w:t>
       </w:r>
       <w:r>
         <w:t xml:space="preserve"> </w:t>

--- a/fåglar/A 20225-2026 prioriterade fågelarter.docx
+++ b/fåglar/A 20225-2026 prioriterade fågelarter.docx
@@ -519,7 +519,7 @@
     <w:p/>
     <w:p>
       <w:r>
-        <w:t>2026-06-16</w:t>
+        <w:t>2026-06-17</w:t>
       </w:r>
       <w:r>
         <w:t xml:space="preserve"> </w:t>

--- a/fåglar/A 20225-2026 prioriterade fågelarter.docx
+++ b/fåglar/A 20225-2026 prioriterade fågelarter.docx
@@ -519,7 +519,7 @@
     <w:p/>
     <w:p>
       <w:r>
-        <w:t>2026-06-17</w:t>
+        <w:t>2026-06-18</w:t>
       </w:r>
       <w:r>
         <w:t xml:space="preserve"> </w:t>

--- a/fåglar/A 20225-2026 prioriterade fågelarter.docx
+++ b/fåglar/A 20225-2026 prioriterade fågelarter.docx
@@ -519,7 +519,7 @@
     <w:p/>
     <w:p>
       <w:r>
-        <w:t>2026-06-18</w:t>
+        <w:t>2026-06-19</w:t>
       </w:r>
       <w:r>
         <w:t xml:space="preserve"> </w:t>

--- a/fåglar/A 20225-2026 prioriterade fågelarter.docx
+++ b/fåglar/A 20225-2026 prioriterade fågelarter.docx
@@ -519,7 +519,7 @@
     <w:p/>
     <w:p>
       <w:r>
-        <w:t>2026-06-19</w:t>
+        <w:t>2026-06-20</w:t>
       </w:r>
       <w:r>
         <w:t xml:space="preserve"> </w:t>

--- a/fåglar/A 20225-2026 prioriterade fågelarter.docx
+++ b/fåglar/A 20225-2026 prioriterade fågelarter.docx
@@ -519,7 +519,7 @@
     <w:p/>
     <w:p>
       <w:r>
-        <w:t>2026-06-20</w:t>
+        <w:t>2026-06-21</w:t>
       </w:r>
       <w:r>
         <w:t xml:space="preserve"> </w:t>

--- a/fåglar/A 20225-2026 prioriterade fågelarter.docx
+++ b/fåglar/A 20225-2026 prioriterade fågelarter.docx
@@ -519,7 +519,7 @@
     <w:p/>
     <w:p>
       <w:r>
-        <w:t>2026-06-21</w:t>
+        <w:t>2026-06-22</w:t>
       </w:r>
       <w:r>
         <w:t xml:space="preserve"> </w:t>

--- a/fåglar/A 20225-2026 prioriterade fågelarter.docx
+++ b/fåglar/A 20225-2026 prioriterade fågelarter.docx
@@ -519,7 +519,7 @@
     <w:p/>
     <w:p>
       <w:r>
-        <w:t>2026-06-22</w:t>
+        <w:t>2026-06-23</w:t>
       </w:r>
       <w:r>
         <w:t xml:space="preserve"> </w:t>

--- a/fåglar/A 20225-2026 prioriterade fågelarter.docx
+++ b/fåglar/A 20225-2026 prioriterade fågelarter.docx
@@ -519,7 +519,7 @@
     <w:p/>
     <w:p>
       <w:r>
-        <w:t>2026-06-23</w:t>
+        <w:t>2026-06-24</w:t>
       </w:r>
       <w:r>
         <w:t xml:space="preserve"> </w:t>

--- a/fåglar/A 20225-2026 prioriterade fågelarter.docx
+++ b/fåglar/A 20225-2026 prioriterade fågelarter.docx
@@ -519,7 +519,7 @@
     <w:p/>
     <w:p>
       <w:r>
-        <w:t>2026-06-24</w:t>
+        <w:t>2026-06-25</w:t>
       </w:r>
       <w:r>
         <w:t xml:space="preserve"> </w:t>

--- a/fåglar/A 20225-2026 prioriterade fågelarter.docx
+++ b/fåglar/A 20225-2026 prioriterade fågelarter.docx
@@ -519,7 +519,7 @@
     <w:p/>
     <w:p>
       <w:r>
-        <w:t>2026-06-25</w:t>
+        <w:t>2026-06-26</w:t>
       </w:r>
       <w:r>
         <w:t xml:space="preserve"> </w:t>

--- a/fåglar/A 20225-2026 prioriterade fågelarter.docx
+++ b/fåglar/A 20225-2026 prioriterade fågelarter.docx
@@ -519,7 +519,7 @@
     <w:p/>
     <w:p>
       <w:r>
-        <w:t>2026-06-26</w:t>
+        <w:t>2026-06-27</w:t>
       </w:r>
       <w:r>
         <w:t xml:space="preserve"> </w:t>

--- a/fåglar/A 20225-2026 prioriterade fågelarter.docx
+++ b/fåglar/A 20225-2026 prioriterade fågelarter.docx
@@ -519,7 +519,7 @@
     <w:p/>
     <w:p>
       <w:r>
-        <w:t>2026-06-27</w:t>
+        <w:t>2026-06-28</w:t>
       </w:r>
       <w:r>
         <w:t xml:space="preserve"> </w:t>

--- a/fåglar/A 20225-2026 prioriterade fågelarter.docx
+++ b/fåglar/A 20225-2026 prioriterade fågelarter.docx
@@ -519,7 +519,7 @@
     <w:p/>
     <w:p>
       <w:r>
-        <w:t>2026-06-28</w:t>
+        <w:t>2026-06-29</w:t>
       </w:r>
       <w:r>
         <w:t xml:space="preserve"> </w:t>

--- a/fåglar/A 20225-2026 prioriterade fågelarter.docx
+++ b/fåglar/A 20225-2026 prioriterade fågelarter.docx
@@ -519,7 +519,7 @@
     <w:p/>
     <w:p>
       <w:r>
-        <w:t>2026-06-29</w:t>
+        <w:t>2026-06-30</w:t>
       </w:r>
       <w:r>
         <w:t xml:space="preserve"> </w:t>

--- a/fåglar/A 20225-2026 prioriterade fågelarter.docx
+++ b/fåglar/A 20225-2026 prioriterade fågelarter.docx
@@ -519,7 +519,7 @@
     <w:p/>
     <w:p>
       <w:r>
-        <w:t>2026-06-30</w:t>
+        <w:t>2026-07-01</w:t>
       </w:r>
       <w:r>
         <w:t xml:space="preserve"> </w:t>

--- a/fåglar/A 20225-2026 prioriterade fågelarter.docx
+++ b/fåglar/A 20225-2026 prioriterade fågelarter.docx
@@ -519,7 +519,7 @@
     <w:p/>
     <w:p>
       <w:r>
-        <w:t>2026-07-01</w:t>
+        <w:t>2026-07-02</w:t>
       </w:r>
       <w:r>
         <w:t xml:space="preserve"> </w:t>

--- a/fåglar/A 20225-2026 prioriterade fågelarter.docx
+++ b/fåglar/A 20225-2026 prioriterade fågelarter.docx
@@ -519,7 +519,7 @@
     <w:p/>
     <w:p>
       <w:r>
-        <w:t>2026-07-13</w:t>
+        <w:t>2026-07-14</w:t>
       </w:r>
       <w:r>
         <w:t xml:space="preserve"> </w:t>

--- a/fåglar/A 20225-2026 prioriterade fågelarter.docx
+++ b/fåglar/A 20225-2026 prioriterade fågelarter.docx
@@ -519,7 +519,7 @@
     <w:p/>
     <w:p>
       <w:r>
-        <w:t>2026-07-14</w:t>
+        <w:t>2026-07-15</w:t>
       </w:r>
       <w:r>
         <w:t xml:space="preserve"> </w:t>

--- a/fåglar/A 20225-2026 prioriterade fågelarter.docx
+++ b/fåglar/A 20225-2026 prioriterade fågelarter.docx
@@ -519,7 +519,7 @@
     <w:p/>
     <w:p>
       <w:r>
-        <w:t>2026-07-15</w:t>
+        <w:t>2026-07-16</w:t>
       </w:r>
       <w:r>
         <w:t xml:space="preserve"> </w:t>

--- a/fåglar/A 20225-2026 prioriterade fågelarter.docx
+++ b/fåglar/A 20225-2026 prioriterade fågelarter.docx
@@ -519,7 +519,7 @@
     <w:p/>
     <w:p>
       <w:r>
-        <w:t>2026-07-16</w:t>
+        <w:t>2026-07-17</w:t>
       </w:r>
       <w:r>
         <w:t xml:space="preserve"> </w:t>

--- a/fåglar/A 20225-2026 prioriterade fågelarter.docx
+++ b/fåglar/A 20225-2026 prioriterade fågelarter.docx
@@ -519,7 +519,7 @@
     <w:p/>
     <w:p>
       <w:r>
-        <w:t>2026-07-17</w:t>
+        <w:t>2026-07-18</w:t>
       </w:r>
       <w:r>
         <w:t xml:space="preserve"> </w:t>

--- a/fåglar/A 20225-2026 prioriterade fågelarter.docx
+++ b/fåglar/A 20225-2026 prioriterade fågelarter.docx
@@ -519,7 +519,7 @@
     <w:p/>
     <w:p>
       <w:r>
-        <w:t>2026-07-18</w:t>
+        <w:t>2026-07-19</w:t>
       </w:r>
       <w:r>
         <w:t xml:space="preserve"> </w:t>

--- a/fåglar/A 20225-2026 prioriterade fågelarter.docx
+++ b/fåglar/A 20225-2026 prioriterade fågelarter.docx
@@ -519,7 +519,7 @@
     <w:p/>
     <w:p>
       <w:r>
-        <w:t>2026-07-19</w:t>
+        <w:t>2026-07-20</w:t>
       </w:r>
       <w:r>
         <w:t xml:space="preserve"> </w:t>

--- a/fåglar/A 20225-2026 prioriterade fågelarter.docx
+++ b/fåglar/A 20225-2026 prioriterade fågelarter.docx
@@ -519,7 +519,7 @@
     <w:p/>
     <w:p>
       <w:r>
-        <w:t>2026-07-20</w:t>
+        <w:t>2026-07-21</w:t>
       </w:r>
       <w:r>
         <w:t xml:space="preserve"> </w:t>

--- a/fåglar/A 20225-2026 prioriterade fågelarter.docx
+++ b/fåglar/A 20225-2026 prioriterade fågelarter.docx
@@ -519,7 +519,7 @@
     <w:p/>
     <w:p>
       <w:r>
-        <w:t>2026-07-21</w:t>
+        <w:t>2026-07-22</w:t>
       </w:r>
       <w:r>
         <w:t xml:space="preserve"> </w:t>

--- a/fåglar/A 20225-2026 prioriterade fågelarter.docx
+++ b/fåglar/A 20225-2026 prioriterade fågelarter.docx
@@ -519,7 +519,7 @@
     <w:p/>
     <w:p>
       <w:r>
-        <w:t>2026-07-22</w:t>
+        <w:t>2026-07-23</w:t>
       </w:r>
       <w:r>
         <w:t xml:space="preserve"> </w:t>

--- a/fåglar/A 20225-2026 prioriterade fågelarter.docx
+++ b/fåglar/A 20225-2026 prioriterade fågelarter.docx
@@ -519,7 +519,7 @@
     <w:p/>
     <w:p>
       <w:r>
-        <w:t>2026-07-23</w:t>
+        <w:t>2026-07-24</w:t>
       </w:r>
       <w:r>
         <w:t xml:space="preserve"> </w:t>

--- a/fåglar/A 20225-2026 prioriterade fågelarter.docx
+++ b/fåglar/A 20225-2026 prioriterade fågelarter.docx
@@ -519,7 +519,7 @@
     <w:p/>
     <w:p>
       <w:r>
-        <w:t>2026-07-24</w:t>
+        <w:t>2026-07-25</w:t>
       </w:r>
       <w:r>
         <w:t xml:space="preserve"> </w:t>

--- a/fåglar/A 20225-2026 prioriterade fågelarter.docx
+++ b/fåglar/A 20225-2026 prioriterade fågelarter.docx
@@ -519,7 +519,7 @@
     <w:p/>
     <w:p>
       <w:r>
-        <w:t>2026-07-25</w:t>
+        <w:t>2026-07-26</w:t>
       </w:r>
       <w:r>
         <w:t xml:space="preserve"> </w:t>

--- a/fåglar/A 20225-2026 prioriterade fågelarter.docx
+++ b/fåglar/A 20225-2026 prioriterade fågelarter.docx
@@ -519,7 +519,7 @@
     <w:p/>
     <w:p>
       <w:r>
-        <w:t>2026-07-26</w:t>
+        <w:t>2026-07-27</w:t>
       </w:r>
       <w:r>
         <w:t xml:space="preserve"> </w:t>

--- a/fåglar/A 20225-2026 prioriterade fågelarter.docx
+++ b/fåglar/A 20225-2026 prioriterade fågelarter.docx
@@ -519,7 +519,7 @@
     <w:p/>
     <w:p>
       <w:r>
-        <w:t>2026-07-27</w:t>
+        <w:t>2026-07-28</w:t>
       </w:r>
       <w:r>
         <w:t xml:space="preserve"> </w:t>

--- a/fåglar/A 20225-2026 prioriterade fågelarter.docx
+++ b/fåglar/A 20225-2026 prioriterade fågelarter.docx
@@ -519,7 +519,7 @@
     <w:p/>
     <w:p>
       <w:r>
-        <w:t>2026-07-28</w:t>
+        <w:t>2026-07-29</w:t>
       </w:r>
       <w:r>
         <w:t xml:space="preserve"> </w:t>

--- a/fåglar/A 20225-2026 prioriterade fågelarter.docx
+++ b/fåglar/A 20225-2026 prioriterade fågelarter.docx
@@ -519,7 +519,7 @@
     <w:p/>
     <w:p>
       <w:r>
-        <w:t>2026-07-29</w:t>
+        <w:t>2026-07-30</w:t>
       </w:r>
       <w:r>
         <w:t xml:space="preserve"> </w:t>

--- a/fåglar/A 20225-2026 prioriterade fågelarter.docx
+++ b/fåglar/A 20225-2026 prioriterade fågelarter.docx
@@ -519,7 +519,7 @@
     <w:p/>
     <w:p>
       <w:r>
-        <w:t>2026-07-30</w:t>
+        <w:t>2026-07-31</w:t>
       </w:r>
       <w:r>
         <w:t xml:space="preserve"> </w:t>

--- a/fåglar/A 20225-2026 prioriterade fågelarter.docx
+++ b/fåglar/A 20225-2026 prioriterade fågelarter.docx
@@ -519,7 +519,7 @@
     <w:p/>
     <w:p>
       <w:r>
-        <w:t>2026-07-31</w:t>
+        <w:t>2026-08-01</w:t>
       </w:r>
       <w:r>
         <w:t xml:space="preserve"> </w:t>

--- a/fåglar/A 20225-2026 prioriterade fågelarter.docx
+++ b/fåglar/A 20225-2026 prioriterade fågelarter.docx
@@ -519,7 +519,7 @@
     <w:p/>
     <w:p>
       <w:r>
-        <w:t>2026-08-01</w:t>
+        <w:t>2026-08-02</w:t>
       </w:r>
       <w:r>
         <w:t xml:space="preserve"> </w:t>

--- a/fåglar/A 20225-2026 prioriterade fågelarter.docx
+++ b/fåglar/A 20225-2026 prioriterade fågelarter.docx
@@ -519,7 +519,7 @@
     <w:p/>
     <w:p>
       <w:r>
-        <w:t>2026-08-02</w:t>
+        <w:t>2026-08-03</w:t>
       </w:r>
       <w:r>
         <w:t xml:space="preserve"> </w:t>

--- a/fåglar/A 20225-2026 prioriterade fågelarter.docx
+++ b/fåglar/A 20225-2026 prioriterade fågelarter.docx
@@ -519,7 +519,7 @@
     <w:p/>
     <w:p>
       <w:r>
-        <w:t>2026-08-03</w:t>
+        <w:t>2026-08-04</w:t>
       </w:r>
       <w:r>
         <w:t xml:space="preserve"> </w:t>

--- a/fåglar/A 20225-2026 prioriterade fågelarter.docx
+++ b/fåglar/A 20225-2026 prioriterade fågelarter.docx
@@ -519,7 +519,7 @@
     <w:p/>
     <w:p>
       <w:r>
-        <w:t>2026-08-04</w:t>
+        <w:t>2026-08-05</w:t>
       </w:r>
       <w:r>
         <w:t xml:space="preserve"> </w:t>

--- a/fåglar/A 20225-2026 prioriterade fågelarter.docx
+++ b/fåglar/A 20225-2026 prioriterade fågelarter.docx
@@ -519,7 +519,7 @@
     <w:p/>
     <w:p>
       <w:r>
-        <w:t>2026-08-05</w:t>
+        <w:t>2026-08-07</w:t>
       </w:r>
       <w:r>
         <w:t xml:space="preserve"> </w:t>

--- a/fåglar/A 20225-2026 prioriterade fågelarter.docx
+++ b/fåglar/A 20225-2026 prioriterade fågelarter.docx
@@ -519,7 +519,7 @@
     <w:p/>
     <w:p>
       <w:r>
-        <w:t>2026-08-07</w:t>
+        <w:t>2026-08-08</w:t>
       </w:r>
       <w:r>
         <w:t xml:space="preserve"> </w:t>

--- a/fåglar/A 20225-2026 prioriterade fågelarter.docx
+++ b/fåglar/A 20225-2026 prioriterade fågelarter.docx
@@ -519,7 +519,7 @@
     <w:p/>
     <w:p>
       <w:r>
-        <w:t>2026-08-14</w:t>
+        <w:t>2026-08-15</w:t>
       </w:r>
       <w:r>
         <w:t xml:space="preserve"> </w:t>

--- a/fåglar/A 20225-2026 prioriterade fågelarter.docx
+++ b/fåglar/A 20225-2026 prioriterade fågelarter.docx
@@ -519,7 +519,7 @@
     <w:p/>
     <w:p>
       <w:r>
-        <w:t>2026-08-15</w:t>
+        <w:t>2026-08-16</w:t>
       </w:r>
       <w:r>
         <w:t xml:space="preserve"> </w:t>

--- a/fåglar/A 20225-2026 prioriterade fågelarter.docx
+++ b/fåglar/A 20225-2026 prioriterade fågelarter.docx
@@ -519,7 +519,7 @@
     <w:p/>
     <w:p>
       <w:r>
-        <w:t>2026-08-16</w:t>
+        <w:t>2026-08-17</w:t>
       </w:r>
       <w:r>
         <w:t xml:space="preserve"> </w:t>

--- a/fåglar/A 20225-2026 prioriterade fågelarter.docx
+++ b/fåglar/A 20225-2026 prioriterade fågelarter.docx
@@ -519,7 +519,7 @@
     <w:p/>
     <w:p>
       <w:r>
-        <w:t>2026-08-17</w:t>
+        <w:t>2026-08-18</w:t>
       </w:r>
       <w:r>
         <w:t xml:space="preserve"> </w:t>

--- a/fåglar/A 20225-2026 prioriterade fågelarter.docx
+++ b/fåglar/A 20225-2026 prioriterade fågelarter.docx
@@ -519,7 +519,7 @@
     <w:p/>
     <w:p>
       <w:r>
-        <w:t>2026-08-18</w:t>
+        <w:t>2026-08-19</w:t>
       </w:r>
       <w:r>
         <w:t xml:space="preserve"> </w:t>

--- a/fåglar/A 20225-2026 prioriterade fågelarter.docx
+++ b/fåglar/A 20225-2026 prioriterade fågelarter.docx
@@ -519,7 +519,7 @@
     <w:p/>
     <w:p>
       <w:r>
-        <w:t>2026-08-19</w:t>
+        <w:t>2026-08-20</w:t>
       </w:r>
       <w:r>
         <w:t xml:space="preserve"> </w:t>

--- a/fåglar/A 20225-2026 prioriterade fågelarter.docx
+++ b/fåglar/A 20225-2026 prioriterade fågelarter.docx
@@ -519,7 +519,7 @@
     <w:p/>
     <w:p>
       <w:r>
-        <w:t>2026-08-20</w:t>
+        <w:t>2026-08-21</w:t>
       </w:r>
       <w:r>
         <w:t xml:space="preserve"> </w:t>

--- a/fåglar/A 20225-2026 prioriterade fågelarter.docx
+++ b/fåglar/A 20225-2026 prioriterade fågelarter.docx
@@ -519,7 +519,7 @@
     <w:p/>
     <w:p>
       <w:r>
-        <w:t>2026-08-21</w:t>
+        <w:t>2026-08-22</w:t>
       </w:r>
       <w:r>
         <w:t xml:space="preserve"> </w:t>

--- a/fåglar/A 20225-2026 prioriterade fågelarter.docx
+++ b/fåglar/A 20225-2026 prioriterade fågelarter.docx
@@ -519,7 +519,7 @@
     <w:p/>
     <w:p>
       <w:r>
-        <w:t>2026-08-22</w:t>
+        <w:t>2026-08-23</w:t>
       </w:r>
       <w:r>
         <w:t xml:space="preserve"> </w:t>

--- a/fåglar/A 20225-2026 prioriterade fågelarter.docx
+++ b/fåglar/A 20225-2026 prioriterade fågelarter.docx
@@ -519,7 +519,7 @@
     <w:p/>
     <w:p>
       <w:r>
-        <w:t>2026-08-23</w:t>
+        <w:t>2026-08-24</w:t>
       </w:r>
       <w:r>
         <w:t xml:space="preserve"> </w:t>

--- a/fåglar/A 20225-2026 prioriterade fågelarter.docx
+++ b/fåglar/A 20225-2026 prioriterade fågelarter.docx
@@ -519,7 +519,7 @@
     <w:p/>
     <w:p>
       <w:r>
-        <w:t>2026-08-24</w:t>
+        <w:t>2026-08-25</w:t>
       </w:r>
       <w:r>
         <w:t xml:space="preserve"> </w:t>

--- a/fåglar/A 20225-2026 prioriterade fågelarter.docx
+++ b/fåglar/A 20225-2026 prioriterade fågelarter.docx
@@ -519,7 +519,7 @@
     <w:p/>
     <w:p>
       <w:r>
-        <w:t>2026-08-25</w:t>
+        <w:t>2026-08-26</w:t>
       </w:r>
       <w:r>
         <w:t xml:space="preserve"> </w:t>

--- a/fåglar/A 20225-2026 prioriterade fågelarter.docx
+++ b/fåglar/A 20225-2026 prioriterade fågelarter.docx
@@ -519,7 +519,7 @@
     <w:p/>
     <w:p>
       <w:r>
-        <w:t>2026-08-26</w:t>
+        <w:t>2026-08-27</w:t>
       </w:r>
       <w:r>
         <w:t xml:space="preserve"> </w:t>

--- a/fåglar/A 20225-2026 prioriterade fågelarter.docx
+++ b/fåglar/A 20225-2026 prioriterade fågelarter.docx
@@ -519,7 +519,7 @@
     <w:p/>
     <w:p>
       <w:r>
-        <w:t>2026-08-27</w:t>
+        <w:t>2026-08-28</w:t>
       </w:r>
       <w:r>
         <w:t xml:space="preserve"> </w:t>

--- a/fåglar/A 20225-2026 prioriterade fågelarter.docx
+++ b/fåglar/A 20225-2026 prioriterade fågelarter.docx
@@ -519,7 +519,7 @@
     <w:p/>
     <w:p>
       <w:r>
-        <w:t>2026-08-28</w:t>
+        <w:t>2026-08-29</w:t>
       </w:r>
       <w:r>
         <w:t xml:space="preserve"> </w:t>

--- a/fåglar/A 20225-2026 prioriterade fågelarter.docx
+++ b/fåglar/A 20225-2026 prioriterade fågelarter.docx
@@ -519,7 +519,7 @@
     <w:p/>
     <w:p>
       <w:r>
-        <w:t>2026-08-29</w:t>
+        <w:t>2026-08-31</w:t>
       </w:r>
       <w:r>
         <w:t xml:space="preserve"> </w:t>

--- a/fåglar/A 20225-2026 prioriterade fågelarter.docx
+++ b/fåglar/A 20225-2026 prioriterade fågelarter.docx
@@ -519,7 +519,7 @@
     <w:p/>
     <w:p>
       <w:r>
-        <w:t>2026-08-31</w:t>
+        <w:t>2026-09-01</w:t>
       </w:r>
       <w:r>
         <w:t xml:space="preserve"> </w:t>

--- a/fåglar/A 20225-2026 prioriterade fågelarter.docx
+++ b/fåglar/A 20225-2026 prioriterade fågelarter.docx
@@ -519,7 +519,7 @@
     <w:p/>
     <w:p>
       <w:r>
-        <w:t>2026-09-01</w:t>
+        <w:t>2026-09-02</w:t>
       </w:r>
       <w:r>
         <w:t xml:space="preserve"> </w:t>

--- a/fåglar/A 20225-2026 prioriterade fågelarter.docx
+++ b/fåglar/A 20225-2026 prioriterade fågelarter.docx
@@ -519,7 +519,7 @@
     <w:p/>
     <w:p>
       <w:r>
-        <w:t>2026-09-02</w:t>
+        <w:t>2026-09-03</w:t>
       </w:r>
       <w:r>
         <w:t xml:space="preserve"> </w:t>

--- a/fåglar/A 20225-2026 prioriterade fågelarter.docx
+++ b/fåglar/A 20225-2026 prioriterade fågelarter.docx
@@ -519,7 +519,7 @@
     <w:p/>
     <w:p>
       <w:r>
-        <w:t>2026-09-03</w:t>
+        <w:t>2026-09-04</w:t>
       </w:r>
       <w:r>
         <w:t xml:space="preserve"> </w:t>

--- a/fåglar/A 20225-2026 prioriterade fågelarter.docx
+++ b/fåglar/A 20225-2026 prioriterade fågelarter.docx
@@ -519,7 +519,7 @@
     <w:p/>
     <w:p>
       <w:r>
-        <w:t>2026-09-04</w:t>
+        <w:t>2026-09-05</w:t>
       </w:r>
       <w:r>
         <w:t xml:space="preserve"> </w:t>
